--- a/courseware/LP-Certified Lean Six Sigma Yellow Belt (CLSSYB) Training.docx
+++ b/courseware/LP-Certified Lean Six Sigma Yellow Belt (CLSSYB) Training.docx
@@ -179,7 +179,7 @@
           <w:color w:val="1F6FEB"/>
           <w:sz w:val="24"/>
         </w:rPr>
-        <w:t>Version 7</w:t>
+        <w:t>Version 8</w:t>
       </w:r>
     </w:p>
     <w:p>
@@ -482,7 +482,7 @@
               <w:rPr>
                 <w:sz w:val="19"/>
               </w:rPr>
-              <w:t>20 July 2026</w:t>
+              <w:t>23 September 2026</w:t>
             </w:r>
           </w:p>
         </w:tc>
@@ -540,7 +540,7 @@
               <w:rPr>
                 <w:sz w:val="19"/>
               </w:rPr>
-              <w:t>20 July 2026</w:t>
+              <w:t>23 September 2026</w:t>
             </w:r>
           </w:p>
         </w:tc>
@@ -598,7 +598,7 @@
               <w:rPr>
                 <w:sz w:val="19"/>
               </w:rPr>
-              <w:t>20 July 2026</w:t>
+              <w:t>23 September 2026</w:t>
             </w:r>
           </w:p>
         </w:tc>
@@ -689,6 +689,64 @@
           </w:p>
         </w:tc>
       </w:tr>
+      <w:tr>
+        <w:tc>
+          <w:tcPr>
+            <w:tcW w:type="dxa" w:w="2160"/>
+          </w:tcPr>
+          <w:p>
+            <w:r/>
+            <w:r>
+              <w:rPr>
+                <w:sz w:val="19"/>
+              </w:rPr>
+              <w:t>8</w:t>
+            </w:r>
+          </w:p>
+        </w:tc>
+        <w:tc>
+          <w:tcPr>
+            <w:tcW w:type="dxa" w:w="2160"/>
+          </w:tcPr>
+          <w:p>
+            <w:r/>
+            <w:r>
+              <w:rPr>
+                <w:sz w:val="19"/>
+              </w:rPr>
+              <w:t>23 September 2026</w:t>
+            </w:r>
+          </w:p>
+        </w:tc>
+        <w:tc>
+          <w:tcPr>
+            <w:tcW w:type="dxa" w:w="2160"/>
+          </w:tcPr>
+          <w:p>
+            <w:r/>
+            <w:r>
+              <w:rPr>
+                <w:sz w:val="19"/>
+              </w:rPr>
+              <w:t>Labs restructured into one self-contained folder per lab, each with its own mock data (data/*.csv) and blank worksheets (templates/*.csv). The Contoso Service Desk data set is now generated from a single verified source and reconciles exactly with the Case Study assessment figures (400 tickets, 96 defective, 120 defects, yield 76%, DPU 0.30, DPMO 50,000). Slides, Lesson Plan and Learner Guide updated to reference the lab data.</w:t>
+            </w:r>
+          </w:p>
+        </w:tc>
+        <w:tc>
+          <w:tcPr>
+            <w:tcW w:type="dxa" w:w="2160"/>
+          </w:tcPr>
+          <w:p>
+            <w:r/>
+            <w:r>
+              <w:rPr>
+                <w:sz w:val="19"/>
+              </w:rPr>
+              <w:t>Dr. Alfred Ang</w:t>
+            </w:r>
+          </w:p>
+        </w:tc>
+      </w:tr>
     </w:tbl>
     <w:p>
       <w:r>
@@ -756,7 +814,7 @@
           <w:color w:val="333333"/>
           <w:sz w:val="22"/>
         </w:rPr>
-        <w:t>Assessment</w:t>
+        <w:t>Training Resources and Lab Data</w:t>
         <w:tab/>
         <w:t>5</w:t>
       </w:r>
@@ -775,9 +833,28 @@
           <w:color w:val="333333"/>
           <w:sz w:val="22"/>
         </w:rPr>
+        <w:t>Assessment</w:t>
+        <w:tab/>
+        <w:t>6</w:t>
+      </w:r>
+    </w:p>
+    <w:p>
+      <w:pPr>
+        <w:tabs>
+          <w:tab w:pos="9072" w:val="right" w:leader="dot"/>
+        </w:tabs>
+        <w:spacing w:after="60"/>
+      </w:pPr>
+      <w:r>
+        <w:rPr>
+          <w:rFonts w:ascii="Arial" w:hAnsi="Arial"/>
+          <w:b/>
+          <w:color w:val="333333"/>
+          <w:sz w:val="22"/>
+        </w:rPr>
         <w:t>Course Schedule</w:t>
         <w:tab/>
-        <w:t>5</w:t>
+        <w:t>6</w:t>
       </w:r>
     </w:p>
     <w:p>
@@ -797,7 +874,7 @@
         </w:rPr>
         <w:t>Day 1 — Six Sigma foundations, Define phase and process mapping</w:t>
         <w:tab/>
-        <w:t>5</w:t>
+        <w:t>6</w:t>
       </w:r>
     </w:p>
     <w:p>
@@ -817,7 +894,7 @@
         </w:rPr>
         <w:t>Day 2 — Measure, Analyse, Improve, Control and assessment</w:t>
         <w:tab/>
-        <w:t>6</w:t>
+        <w:t>7</w:t>
       </w:r>
     </w:p>
     <w:p>
@@ -873,7 +950,7 @@
             <w:r>
               <w:rPr>
                 <w:b/>
-                <w:sz w:val="20"/>
+                <w:sz w:val="22"/>
               </w:rPr>
               <w:t>Course Title</w:t>
             </w:r>
@@ -887,7 +964,7 @@
             <w:r/>
             <w:r>
               <w:rPr>
-                <w:sz w:val="20"/>
+                <w:sz w:val="22"/>
               </w:rPr>
               <w:t>Certified Lean Six Sigma Yellow Belt (CLSSYB) Training</w:t>
             </w:r>
@@ -905,7 +982,7 @@
             <w:r>
               <w:rPr>
                 <w:b/>
-                <w:sz w:val="20"/>
+                <w:sz w:val="22"/>
               </w:rPr>
               <w:t>WSQ Course Reference</w:t>
             </w:r>
@@ -919,7 +996,7 @@
             <w:r/>
             <w:r>
               <w:rPr>
-                <w:sz w:val="20"/>
+                <w:sz w:val="22"/>
               </w:rPr>
               <w:t>TGS-2025053922</w:t>
             </w:r>
@@ -937,7 +1014,7 @@
             <w:r>
               <w:rPr>
                 <w:b/>
-                <w:sz w:val="20"/>
+                <w:sz w:val="22"/>
               </w:rPr>
               <w:t>Training Provider</w:t>
             </w:r>
@@ -951,7 +1028,7 @@
             <w:r/>
             <w:r>
               <w:rPr>
-                <w:sz w:val="20"/>
+                <w:sz w:val="22"/>
               </w:rPr>
               <w:t>Tertiary Infotech Academy Pte Ltd  (UEN 201200696W)</w:t>
             </w:r>
@@ -969,7 +1046,7 @@
             <w:r>
               <w:rPr>
                 <w:b/>
-                <w:sz w:val="20"/>
+                <w:sz w:val="22"/>
               </w:rPr>
               <w:t>Duration</w:t>
             </w:r>
@@ -983,7 +1060,7 @@
             <w:r/>
             <w:r>
               <w:rPr>
-                <w:sz w:val="20"/>
+                <w:sz w:val="22"/>
               </w:rPr>
               <w:t>2 days · 8 training hours per day (16 hours)</w:t>
             </w:r>
@@ -1001,7 +1078,7 @@
             <w:r>
               <w:rPr>
                 <w:b/>
-                <w:sz w:val="20"/>
+                <w:sz w:val="22"/>
               </w:rPr>
               <w:t>Daily Timing</w:t>
             </w:r>
@@ -1015,7 +1092,7 @@
             <w:r/>
             <w:r>
               <w:rPr>
-                <w:sz w:val="20"/>
+                <w:sz w:val="22"/>
               </w:rPr>
               <w:t>9:30 am – 6:30 pm (1-hour lunch; tea breaks within training time)</w:t>
             </w:r>
@@ -1033,7 +1110,7 @@
             <w:r>
               <w:rPr>
                 <w:b/>
-                <w:sz w:val="20"/>
+                <w:sz w:val="22"/>
               </w:rPr>
               <w:t>Mode</w:t>
             </w:r>
@@ -1047,7 +1124,7 @@
             <w:r/>
             <w:r>
               <w:rPr>
-                <w:sz w:val="20"/>
+                <w:sz w:val="22"/>
               </w:rPr>
               <w:t>Instructor-led, hands-on Lean Six Sigma labs using the Contoso Service Desk improvement scenario</w:t>
             </w:r>
@@ -1065,7 +1142,7 @@
             <w:r>
               <w:rPr>
                 <w:b/>
-                <w:sz w:val="20"/>
+                <w:sz w:val="22"/>
               </w:rPr>
               <w:t>TSC Alignment</w:t>
             </w:r>
@@ -1079,7 +1156,7 @@
             <w:r/>
             <w:r>
               <w:rPr>
-                <w:sz w:val="20"/>
+                <w:sz w:val="22"/>
               </w:rPr>
               <w:t>Quality Process Control (ELE-QUA-5006-1.1)</w:t>
             </w:r>
@@ -1097,7 +1174,7 @@
             <w:r>
               <w:rPr>
                 <w:b/>
-                <w:sz w:val="20"/>
+                <w:sz w:val="22"/>
               </w:rPr>
               <w:t>Trainer</w:t>
             </w:r>
@@ -1111,7 +1188,7 @@
             <w:r/>
             <w:r>
               <w:rPr>
-                <w:sz w:val="20"/>
+                <w:sz w:val="22"/>
               </w:rPr>
               <w:t>Dr. Alfred Ang</w:t>
             </w:r>
@@ -1138,7 +1215,7 @@
       </w:pPr>
       <w:r>
         <w:rPr>
-          <w:sz w:val="21"/>
+          <w:sz w:val="22"/>
         </w:rPr>
         <w:t>LO1: Define a project and establish the scope of work using Six Sigma's Define, Measure and Analyse phases.</w:t>
       </w:r>
@@ -1149,7 +1226,7 @@
       </w:pPr>
       <w:r>
         <w:rPr>
-          <w:sz w:val="21"/>
+          <w:sz w:val="22"/>
         </w:rPr>
         <w:t>LO2: Apply Lean and Six Sigma concepts — value, waste, defects and variation — to a work process.</w:t>
       </w:r>
@@ -1160,7 +1237,7 @@
       </w:pPr>
       <w:r>
         <w:rPr>
-          <w:sz w:val="21"/>
+          <w:sz w:val="22"/>
         </w:rPr>
         <w:t>LO3: Map a process using SIPOC, process maps and value stream maps to expose handoffs and waste.</w:t>
       </w:r>
@@ -1171,7 +1248,7 @@
       </w:pPr>
       <w:r>
         <w:rPr>
-          <w:sz w:val="21"/>
+          <w:sz w:val="22"/>
         </w:rPr>
         <w:t>LO4: Collect and analyse process data using check sheets, Pareto charts, run charts and basic metrics.</w:t>
       </w:r>
@@ -1182,7 +1259,7 @@
       </w:pPr>
       <w:r>
         <w:rPr>
-          <w:sz w:val="21"/>
+          <w:sz w:val="22"/>
         </w:rPr>
         <w:t>LO5: Identify root causes using 5 Whys, Fishbone analysis and evidence-based prioritisation.</w:t>
       </w:r>
@@ -1193,9 +1270,77 @@
       </w:pPr>
       <w:r>
         <w:rPr>
-          <w:sz w:val="21"/>
+          <w:sz w:val="22"/>
         </w:rPr>
         <w:t>LO6: Recommend improvement and control actions to sustain gains, and prepare for certification.</w:t>
+      </w:r>
+    </w:p>
+    <w:p>
+      <w:pPr>
+        <w:pStyle w:val="Heading1"/>
+      </w:pPr>
+      <w:r>
+        <w:t>Training Resources and Lab Data</w:t>
+      </w:r>
+    </w:p>
+    <w:p>
+      <w:r>
+        <w:t>Each lab is a self-contained folder under labs/ — labs/lab-NN-&lt;name&gt;/ — holding the worksheet (README.md), the mock data the learners analyse (data/*.csv) and the blank worksheets they complete (templates/*.csv).</w:t>
+      </w:r>
+    </w:p>
+    <w:p>
+      <w:pPr>
+        <w:pStyle w:val="ListBullet"/>
+      </w:pPr>
+      <w:r>
+        <w:rPr>
+          <w:sz w:val="22"/>
+        </w:rPr>
+        <w:t>Shared data set: two weeks of Contoso Service Desk activity — 400 tickets, 96 defective, 120 defects, 6 opportunities per ticket.</w:t>
+      </w:r>
+    </w:p>
+    <w:p>
+      <w:pPr>
+        <w:pStyle w:val="ListBullet"/>
+      </w:pPr>
+      <w:r>
+        <w:rPr>
+          <w:sz w:val="22"/>
+        </w:rPr>
+        <w:t>Baseline performance: yield 76%, DPU 0.30, DPMO 50,000, sigma level ~3.1; mean assignment time 55 min (median 46) against a 30-minute goal.</w:t>
+      </w:r>
+    </w:p>
+    <w:p>
+      <w:pPr>
+        <w:pStyle w:val="ListBullet"/>
+      </w:pPr>
+      <w:r>
+        <w:rPr>
+          <w:sz w:val="22"/>
+        </w:rPr>
+        <w:t>These are the same figures as the Case Study assessment, so lab work is direct revision.</w:t>
+      </w:r>
+    </w:p>
+    <w:p>
+      <w:pPr>
+        <w:pStyle w:val="ListBullet"/>
+      </w:pPr>
+      <w:r>
+        <w:rPr>
+          <w:sz w:val="22"/>
+        </w:rPr>
+        <w:t>Trainer note: the Lab 7 worked answers are in labs/lab-07-*/solution/ — do not release before learners attempt it.</w:t>
+      </w:r>
+    </w:p>
+    <w:p>
+      <w:pPr>
+        <w:pStyle w:val="ListBullet"/>
+      </w:pPr>
+      <w:r>
+        <w:rPr>
+          <w:sz w:val="22"/>
+        </w:rPr>
+        <w:t>Learners need a spreadsheet application (Excel, Google Sheets or LibreOffice Calc) and a browser.</w:t>
       </w:r>
     </w:p>
     <w:p>
@@ -1212,7 +1357,7 @@
       </w:pPr>
       <w:r>
         <w:rPr>
-          <w:sz w:val="21"/>
+          <w:sz w:val="22"/>
         </w:rPr>
         <w:t>Written Assessment (WA) — Short-Answer Questions (SAQ), 60 minutes, open book.</w:t>
       </w:r>
@@ -1223,7 +1368,7 @@
       </w:pPr>
       <w:r>
         <w:rPr>
-          <w:sz w:val="21"/>
+          <w:sz w:val="22"/>
         </w:rPr>
         <w:t>Case Study (CS) — applied Lean Six Sigma tasks, 90 minutes, open book.</w:t>
       </w:r>
@@ -1234,7 +1379,7 @@
       </w:pPr>
       <w:r>
         <w:rPr>
-          <w:sz w:val="21"/>
+          <w:sz w:val="22"/>
         </w:rPr>
         <w:t>Format: Open Book — course slides, Learner Guide and approved materials only.</w:t>
       </w:r>
@@ -1245,7 +1390,7 @@
       </w:pPr>
       <w:r>
         <w:rPr>
-          <w:sz w:val="21"/>
+          <w:sz w:val="22"/>
         </w:rPr>
         <w:t>Final assessment is conducted on Day 2 from 4:00 pm.</w:t>
       </w:r>
@@ -1256,7 +1401,7 @@
       </w:pPr>
       <w:r>
         <w:rPr>
-          <w:sz w:val="21"/>
+          <w:sz w:val="22"/>
         </w:rPr>
         <w:t>A minimum of 75% attendance is required to be eligible for assessment and funding.</w:t>
       </w:r>
@@ -1446,7 +1591,7 @@
                 <w:b/>
                 <w:sz w:val="19"/>
               </w:rPr>
-              <w:t>FOUNDATIONS — What is Quality; What is Lean; What is Six Sigma; Lean vs Six Sigma vs Lean Six Sigma; sigma levels and DPMO; Y = f(X); belt roles; the DMAIC roadmap; DMAIC vs PDCA  [slides 16–37]</w:t>
+              <w:t>FOUNDATIONS — What is Quality; What is Lean; What is Six Sigma; Lean vs Six Sigma vs Lean Six Sigma; sigma levels and DPMO; Y = f(X); belt roles; the DMAIC roadmap; DMAIC vs PDCA  [slides 16–39]</w:t>
             </w:r>
           </w:p>
         </w:tc>
@@ -1549,7 +1694,7 @@
                 <w:b w:val="0"/>
                 <w:sz w:val="19"/>
               </w:rPr>
-              <w:t>Hands-on: Lab 1: Yellow Belt Role, Certification Paths, and Improvement Scenario  [slides 38–44]</w:t>
+              <w:t>Hands-on: Lab 1: Yellow Belt Role, Certification Paths, and Improvement Scenario  [slides 40–47]</w:t>
             </w:r>
           </w:p>
         </w:tc>
@@ -1655,7 +1800,7 @@
                 <w:b/>
                 <w:sz w:val="19"/>
               </w:rPr>
-              <w:t>DMAIC · DEFINE — Voice of the Customer; VOC to CTQ translation; the project charter; problem and goal statements; scope; SIPOC; process mapping levels and symbols  [slides 45–64]</w:t>
+              <w:t>DMAIC · DEFINE — Voice of the Customer; VOC to CTQ translation; the project charter; problem and goal statements; scope; SIPOC; process mapping levels and symbols  [slides 48–67]</w:t>
             </w:r>
           </w:p>
         </w:tc>
@@ -1758,7 +1903,7 @@
                 <w:b w:val="0"/>
                 <w:sz w:val="19"/>
               </w:rPr>
-              <w:t>Hands-on (core): Lab 2: Lean, Six Sigma, Waste, Voice of Customer, and Value; Lab 3: SIPOC, Process Mapping, Handoffs, and SME Support; Lab 5: DMAIC Overview, Problem Statement, Scope, and Stakeholders. Elective (time permitting): Lab 4: Elective — PDCA Small Improvement Project Charter; Lab 11: Elective — Affinity Diagram and Kano Analysis  [slides 65–103]</w:t>
+              <w:t>Hands-on (core): Lab 2: Lean, Six Sigma, Waste, Voice of Customer, and Value; Lab 3: SIPOC, Process Mapping, Handoffs, and SME Support; Lab 5: DMAIC Overview, Problem Statement, Scope, and Stakeholders. Elective (time permitting): Lab 4: Elective — PDCA Small Improvement Project Charter; Lab 11: Elective — Affinity Diagram and Kano Analysis  [slides 68–111]</w:t>
             </w:r>
           </w:p>
         </w:tc>
@@ -2004,7 +2149,7 @@
                 <w:b/>
                 <w:sz w:val="19"/>
               </w:rPr>
-              <w:t>DMAIC · MEASURE — the eight wastes (DOWNTIME); value-added analysis; types of data; data collection plans and operational definitions; check sheets; sampling; yield, DPU, DPO, DPMO; sigma level; COPQ  [slides 104–124]</w:t>
+              <w:t>DMAIC · MEASURE — the eight wastes (DOWNTIME); value-added analysis; types of data; data collection plans and operational definitions; check sheets; sampling; yield, DPU, DPO, DPMO; sigma level; COPQ  [slides 112–132]</w:t>
             </w:r>
           </w:p>
         </w:tc>
@@ -2107,7 +2252,7 @@
                 <w:b w:val="0"/>
                 <w:sz w:val="19"/>
               </w:rPr>
-              <w:t>Hands-on (core): Lab 6: Data Collection, KPIs, Check Sheets, and Basic Metrics. Elective (time permitting): Lab 12: Elective — Value Stream Map and Takt Time  [slides 125–139]</w:t>
+              <w:t>Hands-on (core): Lab 6: Data Collection, KPIs, Check Sheets, and Basic Metrics. Elective (time permitting): Lab 12: Elective — Value Stream Map and Takt Time  [slides 133–149]</w:t>
             </w:r>
           </w:p>
         </w:tc>
@@ -2213,7 +2358,7 @@
                 <w:b/>
                 <w:sz w:val="19"/>
               </w:rPr>
-              <w:t>DMAIC · ANALYZE — common vs special cause variation; Pareto principle and charts; run charts and pattern rules; 5 Whys; Fishbone (5M); brainstorming and multi-voting; the interactive problem-solving toolkit  [slides 140–161]</w:t>
+              <w:t>DMAIC · ANALYZE — common vs special cause variation; Pareto principle and charts; run charts and pattern rules; 5 Whys; Fishbone (5M); brainstorming and multi-voting; the interactive problem-solving toolkit  [slides 150–171]</w:t>
             </w:r>
           </w:p>
         </w:tc>
@@ -2263,7 +2408,7 @@
                 <w:b w:val="0"/>
                 <w:sz w:val="19"/>
               </w:rPr>
-              <w:t>Hands-on (core): Lab 7: Pareto, Run Charts, Variation, Yield, DPU, and DPMO; Lab 8: Root Cause Analysis with 5 Whys, Fishbone, and Evidence using the collaborative Pareto, 5 Whys, Fishbone and NovaSPC tools  [slides 162–181]</w:t>
+              <w:t>Hands-on (core): Lab 7: Pareto, Run Charts, Variation, Yield, DPU, and DPMO; Lab 8: Root Cause Analysis with 5 Whys, Fishbone, and Evidence using the collaborative Pareto, 5 Whys, Fishbone and NovaSPC tools  [slides 172–193]</w:t>
             </w:r>
           </w:p>
         </w:tc>
@@ -2369,7 +2514,7 @@
                 <w:b/>
                 <w:sz w:val="19"/>
               </w:rPr>
-              <w:t>DMAIC · IMPROVE — solution generation and selection; 5S; poka-yoke; standard work; Kaizen; piloting  [slides 182–196]. Hands-on (core): Lab 9: Countermeasures, 5S, Mistake Proofing, Standard Work, and Kaizen. Elective: Lab 13: Elective — Solution Selection Matrix, Benchmarking, and FMEA  [slides 197–213]</w:t>
+              <w:t>DMAIC · IMPROVE — solution generation and selection; 5S; poka-yoke; standard work; Kaizen; piloting  [slides 194–208]. Hands-on (core): Lab 9: Countermeasures, 5S, Mistake Proofing, Standard Work, and Kaizen. Elective: Lab 13: Elective — Solution Selection Matrix, Benchmarking, and FMEA  [slides 209–227]</w:t>
             </w:r>
           </w:p>
         </w:tc>
@@ -2422,7 +2567,7 @@
                 <w:b/>
                 <w:sz w:val="19"/>
               </w:rPr>
-              <w:t>DMAIC · CONTROL — control plans; process control; visual management; SOPs; team huddles; Gemba; A3 and handover  [slides 214–228]. Hands-on (core): Lab 10: Control Plan, A3 Summary, Handover, and Certification Readiness. Elective: Lab 14: Elective — Descriptive Statistics and Implementation Planning  [slides 229–243]</w:t>
+              <w:t>DMAIC · CONTROL — control plans; process control; visual management; SOPs; team huddles; Gemba; A3 and handover  [slides 228–242]. Hands-on (core): Lab 10: Control Plan, A3 Summary, Handover, and Certification Readiness. Elective: Lab 14: Elective — Descriptive Statistics and Implementation Planning  [slides 243–259]</w:t>
             </w:r>
           </w:p>
         </w:tc>
@@ -2475,7 +2620,7 @@
                 <w:b/>
                 <w:sz w:val="19"/>
               </w:rPr>
-              <w:t>Course recap and Briefing for Assessment  [slides 244–254]</w:t>
+              <w:t>Course recap and Briefing for Assessment  [slides 260–270]</w:t>
             </w:r>
           </w:p>
         </w:tc>

--- a/courseware/LP-Certified Lean Six Sigma Yellow Belt (CLSSYB) Training.docx
+++ b/courseware/LP-Certified Lean Six Sigma Yellow Belt (CLSSYB) Training.docx
@@ -179,7 +179,7 @@
           <w:color w:val="1F6FEB"/>
           <w:sz w:val="24"/>
         </w:rPr>
-        <w:t>Version 8</w:t>
+        <w:t>Version 9</w:t>
       </w:r>
     </w:p>
     <w:p>
@@ -747,6 +747,64 @@
           </w:p>
         </w:tc>
       </w:tr>
+      <w:tr>
+        <w:tc>
+          <w:tcPr>
+            <w:tcW w:type="dxa" w:w="2160"/>
+          </w:tcPr>
+          <w:p>
+            <w:r/>
+            <w:r>
+              <w:rPr>
+                <w:sz w:val="19"/>
+              </w:rPr>
+              <w:t>9</w:t>
+            </w:r>
+          </w:p>
+        </w:tc>
+        <w:tc>
+          <w:tcPr>
+            <w:tcW w:type="dxa" w:w="2160"/>
+          </w:tcPr>
+          <w:p>
+            <w:r/>
+            <w:r>
+              <w:rPr>
+                <w:sz w:val="19"/>
+              </w:rPr>
+              <w:t>23 September 2026</w:t>
+            </w:r>
+          </w:p>
+        </w:tc>
+        <w:tc>
+          <w:tcPr>
+            <w:tcW w:type="dxa" w:w="2160"/>
+          </w:tcPr>
+          <w:p>
+            <w:r/>
+            <w:r>
+              <w:rPr>
+                <w:sz w:val="19"/>
+              </w:rPr>
+              <w:t>Labs reissued as ACTIVITY PACKS in the Tertiary Infotech house format: one folder per activity named "NN - Title", each holding a Facilitator Guide, a Learner Worksheet and a Checklist (DOCX + PDF) alongside its own mock data (data/*.csv) and blank worksheets (templates/*.csv). The previous labs/ Markdown layout is superseded and archived.</w:t>
+            </w:r>
+          </w:p>
+        </w:tc>
+        <w:tc>
+          <w:tcPr>
+            <w:tcW w:type="dxa" w:w="2160"/>
+          </w:tcPr>
+          <w:p>
+            <w:r/>
+            <w:r>
+              <w:rPr>
+                <w:sz w:val="19"/>
+              </w:rPr>
+              <w:t>Dr. Alfred Ang</w:t>
+            </w:r>
+          </w:p>
+        </w:tc>
+      </w:tr>
     </w:tbl>
     <w:p>
       <w:r>
@@ -814,7 +872,7 @@
           <w:color w:val="333333"/>
           <w:sz w:val="22"/>
         </w:rPr>
-        <w:t>Training Resources and Lab Data</w:t>
+        <w:t>Training Resources and Activity Data</w:t>
         <w:tab/>
         <w:t>5</w:t>
       </w:r>
@@ -911,7 +969,7 @@
           <w:color w:val="333333"/>
           <w:sz w:val="22"/>
         </w:rPr>
-        <w:t>Lab Reference (aligned to the DMAIC phases)</w:t>
+        <w:t>Activity Reference (aligned to the DMAIC phases)</w:t>
         <w:tab/>
         <w:t>8</w:t>
       </w:r>
@@ -1280,12 +1338,12 @@
         <w:pStyle w:val="Heading1"/>
       </w:pPr>
       <w:r>
-        <w:t>Training Resources and Lab Data</w:t>
+        <w:t>Training Resources and Activity Data</w:t>
       </w:r>
     </w:p>
     <w:p>
       <w:r>
-        <w:t>Each lab is a self-contained folder under labs/ — labs/lab-NN-&lt;name&gt;/ — holding the worksheet (README.md), the mock data the learners analyse (data/*.csv) and the blank worksheets they complete (templates/*.csv).</w:t>
+        <w:t>Each activity is a self-contained folder under activities/ — activities/NN - &lt;Name&gt;/ — holding the Facilitator Guide, the Learner Worksheet and the Checklist (each as DOCX and PDF), the mock data the learners analyse (data/*.csv) and the blank worksheets they complete (templates/*.csv).</w:t>
       </w:r>
     </w:p>
     <w:p>
@@ -1318,7 +1376,7 @@
         <w:rPr>
           <w:sz w:val="22"/>
         </w:rPr>
-        <w:t>These are the same figures as the Case Study assessment, so lab work is direct revision.</w:t>
+        <w:t>These are the same figures as the Case Study assessment, so activity work is direct revision.</w:t>
       </w:r>
     </w:p>
     <w:p>
@@ -1329,7 +1387,7 @@
         <w:rPr>
           <w:sz w:val="22"/>
         </w:rPr>
-        <w:t>Trainer note: the Lab 7 worked answers are in labs/lab-07-*/solution/ — do not release before learners attempt it.</w:t>
+        <w:t>Trainer note: the Activity 7 worked answers are in activities/07 - Pareto*/solution/ — do not release before learners attempt them.</w:t>
       </w:r>
     </w:p>
     <w:p>
@@ -1591,7 +1649,7 @@
                 <w:b/>
                 <w:sz w:val="19"/>
               </w:rPr>
-              <w:t>FOUNDATIONS — What is Quality; What is Lean; What is Six Sigma; Lean vs Six Sigma vs Lean Six Sigma; sigma levels and DPMO; Y = f(X); belt roles; the DMAIC roadmap; DMAIC vs PDCA  [slides 16–39]</w:t>
+              <w:t>FOUNDATIONS — What is Quality; What is Lean; What is Six Sigma; Lean vs Six Sigma vs Lean Six Sigma; sigma levels and DPMO; Y = f(X); belt roles; the DMAIC roadmap; DMAIC vs PDCA  [slides 16–47]</w:t>
             </w:r>
           </w:p>
         </w:tc>
@@ -1694,7 +1752,7 @@
                 <w:b w:val="0"/>
                 <w:sz w:val="19"/>
               </w:rPr>
-              <w:t>Hands-on: Lab 1: Yellow Belt Role, Certification Paths, and Improvement Scenario  [slides 40–47]</w:t>
+              <w:t>Hands-on: Activity 1: Yellow Belt Role, Certification Paths, and Improvement Scenario</w:t>
             </w:r>
           </w:p>
         </w:tc>
@@ -1800,7 +1858,7 @@
                 <w:b/>
                 <w:sz w:val="19"/>
               </w:rPr>
-              <w:t>DMAIC · DEFINE — Voice of the Customer; VOC to CTQ translation; the project charter; problem and goal statements; scope; SIPOC; process mapping levels and symbols  [slides 48–67]</w:t>
+              <w:t>DMAIC · DEFINE — Voice of the Customer; VOC to CTQ translation; the project charter; problem and goal statements; scope; SIPOC; process mapping levels and symbols  [slides 48–111]</w:t>
             </w:r>
           </w:p>
         </w:tc>
@@ -1903,7 +1961,7 @@
                 <w:b w:val="0"/>
                 <w:sz w:val="19"/>
               </w:rPr>
-              <w:t>Hands-on (core): Lab 2: Lean, Six Sigma, Waste, Voice of Customer, and Value; Lab 3: SIPOC, Process Mapping, Handoffs, and SME Support; Lab 5: DMAIC Overview, Problem Statement, Scope, and Stakeholders. Elective (time permitting): Lab 4: Elective — PDCA Small Improvement Project Charter; Lab 11: Elective — Affinity Diagram and Kano Analysis  [slides 68–111]</w:t>
+              <w:t>Hands-on (core): Activity 2: Lean, Six Sigma, Waste, Voice of Customer, and Value; Activity 3: SIPOC, Process Mapping, Handoffs, and SME Support; Activity 5: DMAIC Overview, Problem Statement, Scope, and Stakeholders. Elective (time permitting): Activity 4: Elective — PDCA Small Improvement Project Charter; Activity 11: Elective — Affinity Diagram and Kano Analysis</w:t>
             </w:r>
           </w:p>
         </w:tc>
@@ -2149,7 +2207,7 @@
                 <w:b/>
                 <w:sz w:val="19"/>
               </w:rPr>
-              <w:t>DMAIC · MEASURE — the eight wastes (DOWNTIME); value-added analysis; types of data; data collection plans and operational definitions; check sheets; sampling; yield, DPU, DPO, DPMO; sigma level; COPQ  [slides 112–132]</w:t>
+              <w:t>DMAIC · MEASURE — the eight wastes (DOWNTIME); value-added analysis; types of data; data collection plans and operational definitions; check sheets; sampling; yield, DPU, DPO, DPMO; sigma level; COPQ  [slides 112–149]</w:t>
             </w:r>
           </w:p>
         </w:tc>
@@ -2252,7 +2310,7 @@
                 <w:b w:val="0"/>
                 <w:sz w:val="19"/>
               </w:rPr>
-              <w:t>Hands-on (core): Lab 6: Data Collection, KPIs, Check Sheets, and Basic Metrics. Elective (time permitting): Lab 12: Elective — Value Stream Map and Takt Time  [slides 133–149]</w:t>
+              <w:t>Hands-on (core): Activity 6: Data Collection, KPIs, Check Sheets, and Basic Metrics. Elective (time permitting): Activity 12: Elective — Value Stream Map and Takt Time</w:t>
             </w:r>
           </w:p>
         </w:tc>
@@ -2358,7 +2416,7 @@
                 <w:b/>
                 <w:sz w:val="19"/>
               </w:rPr>
-              <w:t>DMAIC · ANALYZE — common vs special cause variation; Pareto principle and charts; run charts and pattern rules; 5 Whys; Fishbone (5M); brainstorming and multi-voting; the interactive problem-solving toolkit  [slides 150–171]</w:t>
+              <w:t>DMAIC · ANALYZE — common vs special cause variation; Pareto principle and charts; run charts and pattern rules; 5 Whys; Fishbone (5M); brainstorming and multi-voting; the interactive problem-solving toolkit  [slides 150–193]</w:t>
             </w:r>
           </w:p>
         </w:tc>
@@ -2408,7 +2466,7 @@
                 <w:b w:val="0"/>
                 <w:sz w:val="19"/>
               </w:rPr>
-              <w:t>Hands-on (core): Lab 7: Pareto, Run Charts, Variation, Yield, DPU, and DPMO; Lab 8: Root Cause Analysis with 5 Whys, Fishbone, and Evidence using the collaborative Pareto, 5 Whys, Fishbone and NovaSPC tools  [slides 172–193]</w:t>
+              <w:t>Hands-on (core): Activity 7: Pareto, Run Charts, Variation, Yield, DPU, and DPMO; Activity 8: Root Cause Analysis with 5 Whys, Fishbone, and Evidence using the collaborative Pareto, 5 Whys, Fishbone and NovaSPC tools</w:t>
             </w:r>
           </w:p>
         </w:tc>
@@ -2514,7 +2572,7 @@
                 <w:b/>
                 <w:sz w:val="19"/>
               </w:rPr>
-              <w:t>DMAIC · IMPROVE — solution generation and selection; 5S; poka-yoke; standard work; Kaizen; piloting  [slides 194–208]. Hands-on (core): Lab 9: Countermeasures, 5S, Mistake Proofing, Standard Work, and Kaizen. Elective: Lab 13: Elective — Solution Selection Matrix, Benchmarking, and FMEA  [slides 209–227]</w:t>
+              <w:t>DMAIC · IMPROVE — solution generation and selection; 5S; poka-yoke; standard work; Kaizen; piloting  [slides 194–227]. Hands-on (core): Activity 9: Countermeasures, 5S, Mistake Proofing, Standard Work, and Kaizen. Elective: Activity 13: Elective — Solution Selection Matrix, Benchmarking, and FMEA</w:t>
             </w:r>
           </w:p>
         </w:tc>
@@ -2567,7 +2625,7 @@
                 <w:b/>
                 <w:sz w:val="19"/>
               </w:rPr>
-              <w:t>DMAIC · CONTROL — control plans; process control; visual management; SOPs; team huddles; Gemba; A3 and handover  [slides 228–242]. Hands-on (core): Lab 10: Control Plan, A3 Summary, Handover, and Certification Readiness. Elective: Lab 14: Elective — Descriptive Statistics and Implementation Planning  [slides 243–259]</w:t>
+              <w:t>DMAIC · CONTROL — control plans; process control; visual management; SOPs; team huddles; Gemba; A3 and handover  [slides 228–259]. Hands-on (core): Activity 10: Control Plan, A3 Summary, Handover, and Certification Readiness. Elective: Activity 14: Elective — Descriptive Statistics and Implementation Planning</w:t>
             </w:r>
           </w:p>
         </w:tc>
@@ -2747,7 +2805,7 @@
         <w:pStyle w:val="Heading1"/>
       </w:pPr>
       <w:r>
-        <w:t>Lab Reference (aligned to the DMAIC phases)</w:t>
+        <w:t>Activity Reference (aligned to the DMAIC phases)</w:t>
       </w:r>
     </w:p>
     <w:tbl>
@@ -2864,7 +2922,7 @@
                 <w:b w:val="0"/>
                 <w:sz w:val="19"/>
               </w:rPr>
-              <w:t>Lab 1</w:t>
+              <w:t>Activity 1</w:t>
             </w:r>
           </w:p>
         </w:tc>
@@ -2916,7 +2974,7 @@
                 <w:b w:val="0"/>
                 <w:sz w:val="19"/>
               </w:rPr>
-              <w:t>Lab 2, Lab 3, Lab 4 (elective), Lab 5, Lab 11 (elective)</w:t>
+              <w:t>Activity 2, Activity 3, Activity 4 (elective), Activity 5, Activity 11 (elective)</w:t>
             </w:r>
           </w:p>
         </w:tc>
@@ -2968,7 +3026,7 @@
                 <w:b w:val="0"/>
                 <w:sz w:val="19"/>
               </w:rPr>
-              <w:t>Lab 6, Lab 12 (elective)</w:t>
+              <w:t>Activity 6, Activity 12 (elective)</w:t>
             </w:r>
           </w:p>
         </w:tc>
@@ -3020,7 +3078,7 @@
                 <w:b w:val="0"/>
                 <w:sz w:val="19"/>
               </w:rPr>
-              <w:t>Lab 7, Lab 8</w:t>
+              <w:t>Activity 7, Activity 8</w:t>
             </w:r>
           </w:p>
         </w:tc>
@@ -3072,7 +3130,7 @@
                 <w:b w:val="0"/>
                 <w:sz w:val="19"/>
               </w:rPr>
-              <w:t>Lab 9, Lab 13 (elective)</w:t>
+              <w:t>Activity 9, Activity 13 (elective)</w:t>
             </w:r>
           </w:p>
         </w:tc>
@@ -3124,7 +3182,7 @@
                 <w:b w:val="0"/>
                 <w:sz w:val="19"/>
               </w:rPr>
-              <w:t>Lab 10, Lab 14 (elective)</w:t>
+              <w:t>Activity 10, Activity 14 (elective)</w:t>
             </w:r>
           </w:p>
         </w:tc>

--- a/courseware/LP-Certified Lean Six Sigma Yellow Belt (CLSSYB) Training.docx
+++ b/courseware/LP-Certified Lean Six Sigma Yellow Belt (CLSSYB) Training.docx
@@ -1184,7 +1184,7 @@
               <w:rPr>
                 <w:sz w:val="22"/>
               </w:rPr>
-              <w:t>Instructor-led, hands-on Lean Six Sigma labs using the Contoso Service Desk improvement scenario</w:t>
+              <w:t>Instructor-led, hands-on Lean Six Sigma activities using the Contoso Service Desk improvement scenario</w:t>
             </w:r>
           </w:p>
         </w:tc>
@@ -2870,7 +2870,7 @@
                 <w:color w:val="FFFFFF"/>
                 <w:sz w:val="20"/>
               </w:rPr>
-              <w:t>Labs</w:t>
+              <w:t>Activities</w:t>
             </w:r>
           </w:p>
         </w:tc>
